--- a/sustainability-family-file.docx
+++ b/sustainability-family-file.docx
@@ -18,7 +18,7 @@
           <w:szCs w:val="44"/>
           <w:rtl/>
         </w:rPr>
-        <w:t xml:space="preserve">أسرة الاستدامة – المعهد الهندسي</w:t>
+        <w:t xml:space="preserve">أسرة الاستدامة – معهد الدلتا العالي للهندسة والتكنولوجيا (الدقهلية)</w:t>
       </w:r>
     </w:p>
     <w:p>
@@ -196,7 +196,7 @@
           <w:szCs w:val="21"/>
           <w:rtl/>
         </w:rPr>
-        <w:t xml:space="preserve">ملاحظة: يُنصح بمراجعة موقع UI GreenMetric الرسمي (greenmetric.ui.ac.id) لمعرفة مواعيد الدورة الحالية وتفاصيل الاستبيان، والتنسيق مع مكتب الاستدامة بالجامعة بشأن تقديم المعهد ضمن بيانات الجامعة.</w:t>
+        <w:t xml:space="preserve">ملاحظة: يُنصح بمراجعة موقع UI GreenMetric الرسمي (greenmetric.ui.ac.id) لمعرفة مواعيد الدورة الحالية وتفاصيل الاستبيان، وتأكيد أهلية التسجيل المستقل للمعهد عبر مراسلة support@uigreenmetric.com.</w:t>
       </w:r>
     </w:p>
     <w:p>
@@ -274,7 +274,7 @@
           <w:szCs w:val="24"/>
           <w:rtl/>
         </w:rPr>
-        <w:t xml:space="preserve">اسم الأسرة: أسرة الاستدامة – المعهد الهندسي</w:t>
+        <w:t xml:space="preserve">اسم الأسرة: أسرة الاستدامة – معهد الدلتا العالي للهندسة والتكنولوجيا (الدقهلية)</w:t>
       </w:r>
     </w:p>
     <w:p>
@@ -295,7 +295,7 @@
           <w:szCs w:val="24"/>
           <w:rtl/>
         </w:rPr>
-        <w:t xml:space="preserve">الرؤية: معهد هندسي منخفض البصمة الكربونية ومؤهل للمنافسة في التصنيفات الدولية للاستدامة.</w:t>
+        <w:t xml:space="preserve">الرؤية: معهد الدلتا العالي للهندسة والتكنولوجيا معهد هندسي منخفض البصمة الكربونية ومؤهل للمنافسة في التصنيفات الدولية للاستدامة.</w:t>
       </w:r>
     </w:p>
     <w:p>
@@ -2609,7 +2609,7 @@
                 <w:szCs w:val="21"/>
                 <w:rtl/>
               </w:rPr>
-              <w:t xml:space="preserve">تعبئة استبيان GreenMetric ورفع الأدلة بالتنسيق مع الجامعة</w:t>
+              <w:t xml:space="preserve">تعبئة استبيان GreenMetric ورفع الأدلة عبر حساب المعهد في الموقع الرسمي</w:t>
             </w:r>
           </w:p>
         </w:tc>
